--- a/contoh/hasil/skripsi.docx
+++ b/contoh/hasil/skripsi.docx
@@ -8140,11 +8140,11 @@
     <w:qFormat/>
     <w:pPr>
       <w:tabs>
-        <w:tab w:val="left" w:pos="720"/>
+        <w:tab w:val="left" w:pos="1000"/>
         <w:tab w:val="right" w:leader="dot" w:pos="7937"/>
       </w:tabs>
       <w:spacing w:before="40" w:after="0" w:line="240" w:lineRule="auto"/>
-      <w:ind w:left="0"/>
+      <w:ind w:left="340"/>
     </w:pPr>
   </w:style>
   <w:style w:type="paragraph" w:styleId="TOC3">
@@ -8154,11 +8154,11 @@
     <w:qFormat/>
     <w:pPr>
       <w:tabs>
-        <w:tab w:val="left" w:pos="1600"/>
+        <w:tab w:val="left" w:pos="1800"/>
         <w:tab w:val="right" w:leader="dot" w:pos="7937"/>
       </w:tabs>
       <w:spacing w:before="40" w:after="0" w:line="240" w:lineRule="auto"/>
-      <w:ind w:left="720"/>
+      <w:ind w:left="1000"/>
     </w:pPr>
   </w:style>
   <w:style w:type="paragraph" w:customStyle="1" w:styleId="TableCaption">
